--- a/public/forms/行政/行政处罚告知笔录.docx
+++ b/public/forms/行政/行政处罚告知笔录.docx
@@ -3,246 +3,264 @@
 <w:document xmlns:wpc="http://schemas.microsoft.com/office/word/2010/wordprocessingCanvas" xmlns:mo="http://schemas.microsoft.com/office/mac/office/2008/main" xmlns:mc="http://schemas.openxmlformats.org/markup-compatibility/2006" xmlns:mv="urn:schemas-microsoft-com:mac:vml" xmlns:o="urn:schemas-microsoft-com:office:office" xmlns:r="http://schemas.openxmlformats.org/officeDocument/2006/relationships" xmlns:m="http://schemas.openxmlformats.org/officeDocument/2006/math" xmlns:v="urn:schemas-microsoft-com:vml" xmlns:wp14="http://schemas.microsoft.com/office/word/2010/wordprocessingDrawing" xmlns:wp="http://schemas.openxmlformats.org/drawingml/2006/wordprocessingDrawing" xmlns:w10="urn:schemas-microsoft-com:office:word" xmlns:w="http://schemas.openxmlformats.org/wordprocessingml/2006/main" xmlns:w14="http://schemas.microsoft.com/office/word/2010/wordml" xmlns:wpg="http://schemas.microsoft.com/office/word/2010/wordprocessingGroup" xmlns:wpi="http://schemas.microsoft.com/office/word/2010/wordprocessingInk" xmlns:wne="http://schemas.microsoft.com/office/word/2006/wordml" xmlns:wps="http://schemas.microsoft.com/office/word/2010/wordprocessingShape" mc:Ignorable="w14 wp14">
   <w:body>
     <w:p>
+      <w:r>
+        <w:rPr>
+          <w:rFonts w:ascii="宋体" w:hAnsi="宋体" w:eastAsia="宋体"/>
+        </w:rPr>
+        <w:t>— 41 —</w:t>
+      </w:r>
+    </w:p>
+    <w:p>
+      <w:r>
+        <w:rPr>
+          <w:rFonts w:ascii="宋体" w:hAnsi="宋体" w:eastAsia="宋体"/>
+        </w:rPr>
+        <w:t>式样十三</w:t>
+      </w:r>
+    </w:p>
+    <w:p>
+      <w:r>
+        <w:rPr>
+          <w:rFonts w:ascii="宋体" w:hAnsi="宋体" w:eastAsia="宋体"/>
+        </w:rPr>
+        <w:t>（此处印制公安机关名称）</w:t>
+      </w:r>
+    </w:p>
+    <w:p>
       <w:pPr>
-        <w:pStyle w:val="Normal"/>
-        <w:spacing w:lineRule="exact" w:line="440"/>
         <w:jc w:val="center"/>
-        <w:rPr>
-          <w:rFonts w:ascii="方正小标宋简体;黑体" w:hAnsi="方正小标宋简体;黑体" w:eastAsia="方正小标宋简体;黑体" w:cs="宋体" w:hint="eastAsia"/>
-          <w:sz w:val="44"/>
-          <w:szCs w:val="44"/>
-        </w:rPr>
       </w:pPr>
       <w:r>
         <w:rPr>
-          <w:rFonts w:ascii="方正小标宋简体;黑体" w:hAnsi="方正小标宋简体;黑体" w:cs="宋体" w:hint="eastAsia" w:eastAsia="方正小标宋简体;黑体"/>
-          <w:sz w:val="44"/>
-          <w:szCs w:val="44"/>
+          <w:rFonts w:ascii="宋体" w:hAnsi="宋体" w:eastAsia="宋体"/>
+          <w:b/>
+          <w:sz w:val="32"/>
         </w:rPr>
         <w:t>行政处罚告知笔录</w:t>
       </w:r>
     </w:p>
     <w:p>
-      <w:pPr>
-        <w:pStyle w:val="Normal"/>
-        <w:spacing w:lineRule="exact" w:line="440"/>
-        <w:jc w:val="center"/>
-        <w:rPr>
-          <w:rFonts w:ascii="方正小标宋简体;黑体" w:hAnsi="方正小标宋简体;黑体" w:eastAsia="方正小标宋简体;黑体" w:cs="宋体" w:hint="eastAsia"/>
-          <w:sz w:val="44"/>
-          <w:szCs w:val="44"/>
-        </w:rPr>
-      </w:pPr>
       <w:r>
         <w:rPr>
-          <w:rFonts w:eastAsia="方正小标宋简体;黑体" w:cs="宋体" w:hint="eastAsia" w:ascii="方正小标宋简体;黑体" w:hAnsi="方正小标宋简体;黑体"/>
-          <w:sz w:val="44"/>
-          <w:szCs w:val="44"/>
+          <w:rFonts w:ascii="宋体" w:hAnsi="宋体" w:eastAsia="宋体"/>
         </w:rPr>
+        <w:t>执行告知单位 告知人</w:t>
       </w:r>
     </w:p>
     <w:p>
-      <w:pPr>
-        <w:pStyle w:val="Normal"/>
-        <w:spacing w:lineRule="exact" w:line="440"/>
-        <w:rPr>
-          <w:rFonts w:hint="eastAsia"/>
-        </w:rPr>
-      </w:pPr>
       <w:r>
         <w:rPr>
-          <w:rFonts w:hint="eastAsia"/>
+          <w:rFonts w:ascii="宋体" w:hAnsi="宋体" w:eastAsia="宋体"/>
         </w:rPr>
-        <w:t>执行告知单位</w:t>
-      </w:r>
-      <w:r>
-        <w:rPr>
-          <w:rFonts w:hint="eastAsia"/>
-          <w:u w:val="single"/>
-        </w:rPr>
-        <w:t xml:space="preserve">                      </w:t>
-      </w:r>
-      <w:r>
-        <w:rPr>
-          <w:rFonts w:hint="eastAsia"/>
-        </w:rPr>
-        <w:t>告知人</w:t>
-      </w:r>
-      <w:r>
-        <w:rPr>
-          <w:rFonts w:hint="eastAsia"/>
-          <w:u w:val="single"/>
-        </w:rPr>
-        <w:t xml:space="preserve">                    </w:t>
+        <w:t>被告知人 单位法定代表人</w:t>
       </w:r>
     </w:p>
     <w:p>
-      <w:pPr>
-        <w:pStyle w:val="Normal"/>
-        <w:spacing w:lineRule="exact" w:line="440"/>
-        <w:rPr>
-          <w:rFonts w:hint="eastAsia"/>
-          <w:u w:val="single"/>
-        </w:rPr>
-      </w:pPr>
       <w:r>
         <w:rPr>
-          <w:rFonts w:hint="eastAsia"/>
-        </w:rPr>
-        <w:t>被告知人</w:t>
-      </w:r>
-      <w:r>
-        <w:rPr>
-          <w:rFonts w:hint="eastAsia"/>
-          <w:u w:val="single"/>
-        </w:rPr>
-        <w:t xml:space="preserve">                          </w:t>
-      </w:r>
-      <w:r>
-        <w:rPr>
-          <w:rFonts w:hint="eastAsia"/>
-        </w:rPr>
-        <w:t>单位法定代表人</w:t>
-      </w:r>
-      <w:r>
-        <w:rPr>
-          <w:rFonts w:hint="eastAsia"/>
-          <w:u w:val="single"/>
-        </w:rPr>
-        <w:t xml:space="preserve">            </w:t>
-      </w:r>
-    </w:p>
-    <w:p>
-      <w:pPr>
-        <w:pStyle w:val="Normal"/>
-        <w:spacing w:lineRule="exact" w:line="440"/>
-        <w:rPr>
-          <w:rFonts w:hint="eastAsia"/>
-        </w:rPr>
-      </w:pPr>
-      <w:r>
-        <w:rPr>
-          <w:rFonts w:hint="eastAsia"/>
+          <w:rFonts w:ascii="宋体" w:hAnsi="宋体" w:eastAsia="宋体"/>
         </w:rPr>
         <w:t>告知内容：</w:t>
       </w:r>
     </w:p>
     <w:p>
-      <w:pPr>
-        <w:pStyle w:val="Normal"/>
-        <w:spacing w:lineRule="exact" w:line="440"/>
-        <w:ind w:firstLineChars="200" w:startChars="0" w:start="0" w:endChars="0" w:end="0"/>
-        <w:rPr>
-          <w:rFonts w:ascii="黑体" w:hAnsi="黑体" w:eastAsia="黑体" w:hint="eastAsia"/>
-        </w:rPr>
-      </w:pPr>
       <w:r>
         <w:rPr>
-          <w:rFonts w:ascii="黑体" w:hAnsi="黑体" w:hint="eastAsia" w:eastAsia="黑体"/>
+          <w:rFonts w:ascii="宋体" w:hAnsi="宋体" w:eastAsia="宋体"/>
         </w:rPr>
-        <w:t>□</w:t>
-      </w:r>
-      <w:r>
-        <w:rPr>
-          <w:rFonts w:ascii="楷体_GB2312;楷体" w:hAnsi="楷体_GB2312;楷体" w:hint="eastAsia" w:eastAsia="楷体_GB2312;楷体"/>
-        </w:rPr>
-        <w:t xml:space="preserve"> </w:t>
-      </w:r>
-      <w:r>
-        <w:rPr>
-          <w:rFonts w:ascii="黑体" w:hAnsi="黑体" w:hint="eastAsia" w:eastAsia="黑体"/>
-        </w:rPr>
-        <w:t xml:space="preserve">处罚前告知 </w:t>
+        <w:t>□ 处罚前告知</w:t>
       </w:r>
     </w:p>
     <w:p>
-      <w:pPr>
-        <w:pStyle w:val="Normal"/>
-        <w:spacing w:lineRule="exact" w:line="440"/>
-        <w:ind w:firstLineChars="200" w:startChars="-37" w:endChars="0" w:end="0"/>
-        <w:rPr>
-          <w:rFonts w:hint="eastAsia"/>
-          <w:u w:val="single"/>
-        </w:rPr>
-      </w:pPr>
       <w:r>
         <w:rPr>
-          <w:rFonts w:hint="eastAsia"/>
+          <w:rFonts w:ascii="宋体" w:hAnsi="宋体" w:eastAsia="宋体"/>
         </w:rPr>
-        <w:t>根据《中华人民共和国行政处罚法》第三十一条之规定，现将拟作出行政处罚决定的事实、理由、依据告知如下：</w:t>
-      </w:r>
-      <w:r>
-        <w:rPr>
-          <w:rFonts w:hint="eastAsia"/>
-          <w:u w:val="single"/>
-        </w:rPr>
-        <w:t xml:space="preserve">                    </w:t>
+        <w:t>根据《中华人民共和国行政处罚法》第三十一条之规定，现将拟</w:t>
       </w:r>
     </w:p>
     <w:p>
-      <w:pPr>
-        <w:pStyle w:val="Normal"/>
-        <w:spacing w:lineRule="exact" w:line="440"/>
-        <w:rPr>
-          <w:rFonts w:hint="eastAsia"/>
-          <w:u w:val="single"/>
-        </w:rPr>
-      </w:pPr>
       <w:r>
         <w:rPr>
-          <w:rFonts w:hint="eastAsia"/>
-          <w:u w:val="single"/>
+          <w:rFonts w:ascii="宋体" w:hAnsi="宋体" w:eastAsia="宋体"/>
         </w:rPr>
-        <w:t xml:space="preserve">                                                                                                             </w:t>
+        <w:t>作出行政处罚决定的事实、理由、依据告知如下：</w:t>
       </w:r>
     </w:p>
     <w:p>
-      <w:pPr>
-        <w:pStyle w:val="Normal"/>
-        <w:spacing w:lineRule="exact" w:line="440"/>
-        <w:rPr>
-          <w:rFonts w:hint="eastAsia"/>
-          <w:u w:val="single"/>
-        </w:rPr>
-      </w:pPr>
       <w:r>
         <w:rPr>
-          <w:rFonts w:hint="eastAsia"/>
-          <w:u w:val="single"/>
+          <w:rFonts w:ascii="宋体" w:hAnsi="宋体" w:eastAsia="宋体"/>
         </w:rPr>
-        <w:t xml:space="preserve">                                                            </w:t>
-      </w:r>
-      <w:r>
-        <w:rPr>
-          <w:u w:val="single"/>
-        </w:rPr>
-        <w:br/>
-      </w:r>
-      <w:r>
-        <w:rPr>
-          <w:rFonts w:hint="eastAsia"/>
-          <w:u w:val="single"/>
-        </w:rPr>
-        <w:t xml:space="preserve">                                                             </w:t>
+        <w:t>问：对上述告知事项，你（单位）是否提出陈述和申辩？（对被告知</w:t>
       </w:r>
     </w:p>
     <w:p>
-      <w:pPr>
-        <w:pStyle w:val="Normal"/>
-        <w:spacing w:lineRule="exact" w:line="440"/>
-        <w:ind w:start="8" w:end="0"/>
-        <w:rPr>
-          <w:rFonts w:ascii="仿宋_GB2312;仿宋" w:hAnsi="仿宋_GB2312;仿宋" w:hint="eastAsia"/>
-          <w:u w:val="single"/>
-        </w:rPr>
-      </w:pPr>
       <w:r>
         <w:rPr>
-          <w:rFonts w:hint="eastAsia" w:ascii="仿宋_GB2312;仿宋" w:hAnsi="仿宋_GB2312;仿宋"/>
-          <w:u w:val="single"/>
+          <w:rFonts w:ascii="宋体" w:hAnsi="宋体" w:eastAsia="宋体"/>
         </w:rPr>
+        <w:t>人的陈述和申辩可附页记录，被告知人提供书面陈述、申辩材料的，</w:t>
       </w:r>
     </w:p>
+    <w:p>
+      <w:r>
+        <w:rPr>
+          <w:rFonts w:ascii="宋体" w:hAnsi="宋体" w:eastAsia="宋体"/>
+        </w:rPr>
+        <w:t>应当附上，并在本告知笔录中注明）</w:t>
+      </w:r>
+    </w:p>
+    <w:p>
+      <w:r>
+        <w:rPr>
+          <w:rFonts w:ascii="宋体" w:hAnsi="宋体" w:eastAsia="宋体"/>
+        </w:rPr>
+        <w:t>答：</w:t>
+      </w:r>
+    </w:p>
+    <w:p>
+      <w:r>
+        <w:rPr>
+          <w:rFonts w:ascii="宋体" w:hAnsi="宋体" w:eastAsia="宋体"/>
+        </w:rPr>
+        <w:t>对你提出的陈述和申辩，公安机关将进行复核。</w:t>
+      </w:r>
+    </w:p>
+    <w:p>
+      <w:r>
+        <w:rPr>
+          <w:rFonts w:ascii="宋体" w:hAnsi="宋体" w:eastAsia="宋体"/>
+        </w:rPr>
+        <w:t>被告知人</w:t>
+      </w:r>
+    </w:p>
+    <w:p>
+      <w:r>
+        <w:rPr>
+          <w:rFonts w:ascii="宋体" w:hAnsi="宋体" w:eastAsia="宋体"/>
+        </w:rPr>
+        <w:t>年 月 日 时 分</w:t>
+      </w:r>
+    </w:p>
+    <w:p>
+      <w:r>
+        <w:rPr>
+          <w:rFonts w:ascii="宋体" w:hAnsi="宋体" w:eastAsia="宋体"/>
+        </w:rPr>
+        <w:t>— 42 —</w:t>
+      </w:r>
+    </w:p>
+    <w:p>
+      <w:r>
+        <w:rPr>
+          <w:rFonts w:ascii="宋体" w:hAnsi="宋体" w:eastAsia="宋体"/>
+        </w:rPr>
+        <w:t>□ 听证告知</w:t>
+      </w:r>
+    </w:p>
+    <w:p>
+      <w:r>
+        <w:rPr>
+          <w:rFonts w:ascii="宋体" w:hAnsi="宋体" w:eastAsia="宋体"/>
+        </w:rPr>
+        <w:t>公安机关拟对你（单位）作出</w:t>
+      </w:r>
+    </w:p>
+    <w:p>
+      <w:r>
+        <w:rPr>
+          <w:rFonts w:ascii="宋体" w:hAnsi="宋体" w:eastAsia="宋体"/>
+        </w:rPr>
+        <w:t>的行政处罚，</w:t>
+      </w:r>
+    </w:p>
+    <w:p>
+      <w:r>
+        <w:rPr>
+          <w:rFonts w:ascii="宋体" w:hAnsi="宋体" w:eastAsia="宋体"/>
+        </w:rPr>
+        <w:t>根据《中华人民共和国行政处罚法》第四十二条之规定，你（单位）</w:t>
+      </w:r>
+    </w:p>
+    <w:p>
+      <w:r>
+        <w:rPr>
+          <w:rFonts w:ascii="宋体" w:hAnsi="宋体" w:eastAsia="宋体"/>
+        </w:rPr>
+        <w:t>有权要求听证。如果要求听证，你（单位）应在被告知后三日内向</w:t>
+      </w:r>
+    </w:p>
+    <w:p>
+      <w:r>
+        <w:rPr>
+          <w:rFonts w:ascii="宋体" w:hAnsi="宋体" w:eastAsia="宋体"/>
+        </w:rPr>
+        <w:t>提出，逾期视为放弃听证。</w:t>
+      </w:r>
+    </w:p>
+    <w:p>
+      <w:r>
+        <w:rPr>
+          <w:rFonts w:ascii="宋体" w:hAnsi="宋体" w:eastAsia="宋体"/>
+        </w:rPr>
+        <w:t>问：对上述告知事项，你是否要求听证？</w:t>
+      </w:r>
+    </w:p>
+    <w:p>
+      <w:r>
+        <w:rPr>
+          <w:rFonts w:ascii="宋体" w:hAnsi="宋体" w:eastAsia="宋体"/>
+        </w:rPr>
+        <w:t>答：</w:t>
+      </w:r>
+    </w:p>
+    <w:p>
+      <w:r>
+        <w:rPr>
+          <w:rFonts w:ascii="宋体" w:hAnsi="宋体" w:eastAsia="宋体"/>
+        </w:rPr>
+        <w:t>对要求听证的，公安机关将在二日内决定是否受理。符合听证条</w:t>
+      </w:r>
+    </w:p>
+    <w:p>
+      <w:r>
+        <w:rPr>
+          <w:rFonts w:ascii="宋体" w:hAnsi="宋体" w:eastAsia="宋体"/>
+        </w:rPr>
+        <w:t>件的，公安机关将在十日内举行听证。对放弃听证的，公安机关将依</w:t>
+      </w:r>
+    </w:p>
+    <w:p>
+      <w:r>
+        <w:rPr>
+          <w:rFonts w:ascii="宋体" w:hAnsi="宋体" w:eastAsia="宋体"/>
+        </w:rPr>
+        <w:t>法作出处理决定。</w:t>
+      </w:r>
+    </w:p>
+    <w:p>
+      <w:r>
+        <w:rPr>
+          <w:rFonts w:ascii="宋体" w:hAnsi="宋体" w:eastAsia="宋体"/>
+        </w:rPr>
+        <w:t>被告知人</w:t>
+      </w:r>
+    </w:p>
+    <w:p>
+      <w:r>
+        <w:rPr>
+          <w:rFonts w:ascii="宋体" w:hAnsi="宋体" w:eastAsia="宋体"/>
+        </w:rPr>
+        <w:t>年 月 日 时 分</w:t>
+      </w:r>
+    </w:p>
+    <w:sectPr>
+      <w:pgSz w:w="12240" w:h="15840"/>
+      <w:pgMar w:top="1440" w:right="1800" w:bottom="1440" w:left="1800" w:header="720" w:footer="720" w:gutter="0"/>
+      <w:cols w:space="720"/>
+      <w:docGrid w:linePitch="360"/>
+    </w:sectPr>
   </w:body>
 </w:document>
 </file>
@@ -610,6 +628,10 @@
     <w:name w:val="Normal"/>
     <w:qFormat/>
     <w:rsid w:val="00FC693F"/>
+    <w:rPr>
+      <w:rFonts w:ascii="宋体" w:hAnsi="宋体"/>
+      <w:sz w:val="22"/>
+    </w:rPr>
   </w:style>
   <w:style w:type="paragraph" w:styleId="Header">
     <w:name w:val="header"/>
